--- a/report_Task1&2.docx
+++ b/report_Task1&2.docx
@@ -159,6 +159,7 @@
       <w:r>
         <w:rPr>
           <w:rFonts w:ascii="Georgia" w:hAnsi="Georgia" w:eastAsia="Georgia" w:cs="Georgia"/>
+          <w:color w:val="0F4761"/>
         </w:rPr>
         <w:t>Key Findings</w:t>
       </w:r>
@@ -787,69 +788,6 @@
           <w:rFonts w:ascii="Georgia" w:hAnsi="Georgia" w:eastAsia="Georgia" w:cs="Georgia"/>
         </w:rPr>
       </w:pPr>
-    </w:p>
-    <w:p>
-      <w:pPr>
-        <w:rPr>
-          <w:color w:val="0A60C5"/>
-          <w:rFonts w:ascii="Georgia" w:hAnsi="Georgia" w:eastAsia="Georgia" w:cs="Georgia"/>
-        </w:rPr>
-      </w:pPr>
-      <w:r>
-        <w:rPr>
-          <w:color w:val="0A60C5"/>
-          <w:rFonts w:ascii="Georgia" w:hAnsi="Georgia" w:eastAsia="Georgia" w:cs="Georgia"/>
-        </w:rPr>
-        <w:t>6. TF-IDF Vectorisation:</w:t>
-      </w:r>
-      <w:r>
-        <w:rPr>
-          <w:rFonts w:ascii="Georgia" w:hAnsi="Georgia" w:eastAsia="Georgia" w:cs="Georgia"/>
-        </w:rPr>
-        <w:t xml:space="preserve"> Converts text into numerical features while down-weighting common words that appear across many reviews (e.g. "place", "restaurant"), giving more weight to discriminative terms. It is computationally efficient and performs well with traditional ML classifiers.</w:t>
-      </w:r>
-    </w:p>
-    <w:p>
-      <w:pPr>
-        <w:rPr>
-          <w:b/>
-          <w:rFonts w:ascii="Georgia" w:hAnsi="Georgia" w:eastAsia="Georgia" w:cs="Georgia"/>
-        </w:rPr>
-      </w:pPr>
-      <w:r>
-        <w:rPr>
-          <w:b/>
-          <w:rFonts w:ascii="Georgia" w:hAnsi="Georgia" w:eastAsia="Georgia" w:cs="Georgia"/>
-        </w:rPr>
-        <w:t>Trade-off:</w:t>
-      </w:r>
-      <w:r>
-        <w:rPr>
-          <w:rFonts w:ascii="Georgia" w:hAnsi="Georgia" w:eastAsia="Georgia" w:cs="Georgia"/>
-        </w:rPr>
-        <w:t xml:space="preserve"> TF-IDF does not capture word order or semantic meaning — "not good" and "good not" would produce identical feature vectors. It also produces sparse, high-dimensional matrices which can be memory intensive.</w:t>
-      </w:r>
-    </w:p>
-    <w:p>
-      <w:pPr>
-        <w:rPr>
-          <w:b/>
-          <w:rFonts w:ascii="Georgia" w:hAnsi="Georgia" w:eastAsia="Georgia" w:cs="Georgia"/>
-        </w:rPr>
-      </w:pPr>
-      <w:r>
-        <w:rPr>
-          <w:b/>
-          <w:rFonts w:ascii="Georgia" w:hAnsi="Georgia" w:eastAsia="Georgia" w:cs="Georgia"/>
-        </w:rPr>
-        <w:t>Justification:</w:t>
-      </w:r>
-      <w:r>
-        <w:rPr>
-          <w:rFonts w:ascii="Georgia" w:hAnsi="Georgia" w:eastAsia="Georgia" w:cs="Georgia"/>
-        </w:rPr>
-        <w:t xml:space="preserve"> Given the scale of this dataset (270,000+ reviews), TF-IDF strikes the right balance between computational efficiency and predictive power. More sophisticated approaches like word embeddings (Word2Vec, BERT) would capture richer semantics but at a significantly higher computational cost, making TF-IDF the most practical choice for this coursework pipeline.</w:t>
-      </w:r>
     </w:p>
     <w:sectPr>
       <w:pgSz w:w="12240" w:h="15840"/>
@@ -863,205 +801,6 @@
 
 <file path=word/numbering.xml><?xml version="1.0" encoding="utf-8"?>
 <w:numbering xmlns:wpc="http://schemas.microsoft.com/office/word/2010/wordprocessingCanvas" xmlns:cx="http://schemas.microsoft.com/office/drawing/2014/chartex" xmlns:cx1="http://schemas.microsoft.com/office/drawing/2015/9/8/chartex" xmlns:cx2="http://schemas.microsoft.com/office/drawing/2015/10/21/chartex" xmlns:cx3="http://schemas.microsoft.com/office/drawing/2016/5/9/chartex" xmlns:cx4="http://schemas.microsoft.com/office/drawing/2016/5/10/chartex" xmlns:cx5="http://schemas.microsoft.com/office/drawing/2016/5/11/chartex" xmlns:cx6="http://schemas.microsoft.com/office/drawing/2016/5/12/chartex" xmlns:cx7="http://schemas.microsoft.com/office/drawing/2016/5/13/chartex" xmlns:cx8="http://schemas.microsoft.com/office/drawing/2016/5/14/chartex" xmlns:mc="http://schemas.openxmlformats.org/markup-compatibility/2006" xmlns:aink="http://schemas.microsoft.com/office/drawing/2016/ink" xmlns:am3d="http://schemas.microsoft.com/office/drawing/2017/model3d" xmlns:o="urn:schemas-microsoft-com:office:office" xmlns:oel="http://schemas.microsoft.com/office/2019/extlst" xmlns:r="http://schemas.openxmlformats.org/officeDocument/2006/relationships" xmlns:m="http://schemas.openxmlformats.org/officeDocument/2006/math" xmlns:v="urn:schemas-microsoft-com:vml" xmlns:wp14="http://schemas.microsoft.com/office/word/2010/wordprocessingDrawing" xmlns:wp="http://schemas.openxmlformats.org/drawingml/2006/wordprocessingDrawing" xmlns:w10="urn:schemas-microsoft-com:office:word" xmlns:w="http://schemas.openxmlformats.org/wordprocessingml/2006/main" xmlns:w14="http://schemas.microsoft.com/office/word/2010/wordml" xmlns:w15="http://schemas.microsoft.com/office/word/2012/wordml" xmlns:w16cex="http://schemas.microsoft.com/office/word/2018/wordml/cex" xmlns:w16cid="http://schemas.microsoft.com/office/word/2016/wordml/cid" xmlns:w16="http://schemas.microsoft.com/office/word/2018/wordml" xmlns:w16du="http://schemas.microsoft.com/office/word/2023/wordml/word16du" xmlns:w16sdtdh="http://schemas.microsoft.com/office/word/2020/wordml/sdtdatahash" xmlns:w16se="http://schemas.microsoft.com/office/word/2015/wordml/symex" xmlns:wpg="http://schemas.microsoft.com/office/word/2010/wordprocessingGroup" xmlns:wpi="http://schemas.microsoft.com/office/word/2010/wordprocessingInk" xmlns:wne="http://schemas.microsoft.com/office/word/2006/wordml" xmlns:wps="http://schemas.microsoft.com/office/word/2010/wordprocessingShape" mc:Ignorable="w14 w15 w16se w16cid w16 w16cex w16sdtdh w16du wp14">
-  <w:abstractNum w:abstractNumId="0" w15:restartNumberingAfterBreak="0">
-    <w:nsid w:val="16126B07"/>
-    <w:multiLevelType w:val="hybridMultilevel"/>
-    <w:tmpl w:val="51EC4E08"/>
-    <w:lvl w:ilvl="0" w:tplc="04090001">
-      <w:start w:val="1"/>
-      <w:numFmt w:val="bullet"/>
-      <w:lvlText w:val=""/>
-      <w:lvlJc w:val="left"/>
-      <w:pPr>
-        <w:ind w:left="720" w:hanging="360"/>
-      </w:pPr>
-      <w:rPr>
-        <w:rFonts w:ascii="Symbol" w:hAnsi="Symbol" w:hint="default"/>
-      </w:rPr>
-    </w:lvl>
-    <w:lvl w:ilvl="1" w:tplc="04090003" w:tentative="1">
-      <w:start w:val="1"/>
-      <w:numFmt w:val="bullet"/>
-      <w:lvlText w:val="o"/>
-      <w:lvlJc w:val="left"/>
-      <w:pPr>
-        <w:ind w:left="1440" w:hanging="360"/>
-      </w:pPr>
-      <w:rPr>
-        <w:rFonts w:ascii="Courier New" w:hAnsi="Courier New" w:cs="Courier New" w:hint="default"/>
-      </w:rPr>
-    </w:lvl>
-    <w:lvl w:ilvl="2" w:tplc="04090005" w:tentative="1">
-      <w:start w:val="1"/>
-      <w:numFmt w:val="bullet"/>
-      <w:lvlText w:val=""/>
-      <w:lvlJc w:val="left"/>
-      <w:pPr>
-        <w:ind w:left="2160" w:hanging="360"/>
-      </w:pPr>
-      <w:rPr>
-        <w:rFonts w:ascii="Wingdings" w:hAnsi="Wingdings" w:hint="default"/>
-      </w:rPr>
-    </w:lvl>
-    <w:lvl w:ilvl="3" w:tplc="04090001" w:tentative="1">
-      <w:start w:val="1"/>
-      <w:numFmt w:val="bullet"/>
-      <w:lvlText w:val=""/>
-      <w:lvlJc w:val="left"/>
-      <w:pPr>
-        <w:ind w:left="2880" w:hanging="360"/>
-      </w:pPr>
-      <w:rPr>
-        <w:rFonts w:ascii="Symbol" w:hAnsi="Symbol" w:hint="default"/>
-      </w:rPr>
-    </w:lvl>
-    <w:lvl w:ilvl="4" w:tplc="04090003" w:tentative="1">
-      <w:start w:val="1"/>
-      <w:numFmt w:val="bullet"/>
-      <w:lvlText w:val="o"/>
-      <w:lvlJc w:val="left"/>
-      <w:pPr>
-        <w:ind w:left="3600" w:hanging="360"/>
-      </w:pPr>
-      <w:rPr>
-        <w:rFonts w:ascii="Courier New" w:hAnsi="Courier New" w:cs="Courier New" w:hint="default"/>
-      </w:rPr>
-    </w:lvl>
-    <w:lvl w:ilvl="5" w:tplc="04090005" w:tentative="1">
-      <w:start w:val="1"/>
-      <w:numFmt w:val="bullet"/>
-      <w:lvlText w:val=""/>
-      <w:lvlJc w:val="left"/>
-      <w:pPr>
-        <w:ind w:left="4320" w:hanging="360"/>
-      </w:pPr>
-      <w:rPr>
-        <w:rFonts w:ascii="Wingdings" w:hAnsi="Wingdings" w:hint="default"/>
-      </w:rPr>
-    </w:lvl>
-    <w:lvl w:ilvl="6" w:tplc="04090001" w:tentative="1">
-      <w:start w:val="1"/>
-      <w:numFmt w:val="bullet"/>
-      <w:lvlText w:val=""/>
-      <w:lvlJc w:val="left"/>
-      <w:pPr>
-        <w:ind w:left="5040" w:hanging="360"/>
-      </w:pPr>
-      <w:rPr>
-        <w:rFonts w:ascii="Symbol" w:hAnsi="Symbol" w:hint="default"/>
-      </w:rPr>
-    </w:lvl>
-    <w:lvl w:ilvl="7" w:tplc="04090003" w:tentative="1">
-      <w:start w:val="1"/>
-      <w:numFmt w:val="bullet"/>
-      <w:lvlText w:val="o"/>
-      <w:lvlJc w:val="left"/>
-      <w:pPr>
-        <w:ind w:left="5760" w:hanging="360"/>
-      </w:pPr>
-      <w:rPr>
-        <w:rFonts w:ascii="Courier New" w:hAnsi="Courier New" w:cs="Courier New" w:hint="default"/>
-      </w:rPr>
-    </w:lvl>
-    <w:lvl w:ilvl="8" w:tplc="04090005" w:tentative="1">
-      <w:start w:val="1"/>
-      <w:numFmt w:val="bullet"/>
-      <w:lvlText w:val=""/>
-      <w:lvlJc w:val="left"/>
-      <w:pPr>
-        <w:ind w:left="6480" w:hanging="360"/>
-      </w:pPr>
-      <w:rPr>
-        <w:rFonts w:ascii="Wingdings" w:hAnsi="Wingdings" w:hint="default"/>
-      </w:rPr>
-    </w:lvl>
-  </w:abstractNum>
-  <w:abstractNum w:abstractNumId="1" w15:restartNumberingAfterBreak="0">
-    <w:nsid w:val="587013BA"/>
-    <w:multiLevelType w:val="hybridMultilevel"/>
-    <w:tmpl w:val="EE6417C4"/>
-    <w:lvl w:ilvl="0" w:tplc="0409000F">
-      <w:start w:val="1"/>
-      <w:numFmt w:val="decimal"/>
-      <w:lvlText w:val="%1."/>
-      <w:lvlJc w:val="left"/>
-      <w:pPr>
-        <w:ind w:left="720" w:hanging="360"/>
-      </w:pPr>
-    </w:lvl>
-    <w:lvl w:ilvl="1" w:tplc="04090019" w:tentative="1">
-      <w:start w:val="1"/>
-      <w:numFmt w:val="lowerLetter"/>
-      <w:lvlText w:val="%2."/>
-      <w:lvlJc w:val="left"/>
-      <w:pPr>
-        <w:ind w:left="1440" w:hanging="360"/>
-      </w:pPr>
-    </w:lvl>
-    <w:lvl w:ilvl="2" w:tplc="0409001B" w:tentative="1">
-      <w:start w:val="1"/>
-      <w:numFmt w:val="lowerRoman"/>
-      <w:lvlText w:val="%3."/>
-      <w:lvlJc w:val="right"/>
-      <w:pPr>
-        <w:ind w:left="2160" w:hanging="180"/>
-      </w:pPr>
-    </w:lvl>
-    <w:lvl w:ilvl="3" w:tplc="0409000F" w:tentative="1">
-      <w:start w:val="1"/>
-      <w:numFmt w:val="decimal"/>
-      <w:lvlText w:val="%4."/>
-      <w:lvlJc w:val="left"/>
-      <w:pPr>
-        <w:ind w:left="2880" w:hanging="360"/>
-      </w:pPr>
-    </w:lvl>
-    <w:lvl w:ilvl="4" w:tplc="04090019" w:tentative="1">
-      <w:start w:val="1"/>
-      <w:numFmt w:val="lowerLetter"/>
-      <w:lvlText w:val="%5."/>
-      <w:lvlJc w:val="left"/>
-      <w:pPr>
-        <w:ind w:left="3600" w:hanging="360"/>
-      </w:pPr>
-    </w:lvl>
-    <w:lvl w:ilvl="5" w:tplc="0409001B" w:tentative="1">
-      <w:start w:val="1"/>
-      <w:numFmt w:val="lowerRoman"/>
-      <w:lvlText w:val="%6."/>
-      <w:lvlJc w:val="right"/>
-      <w:pPr>
-        <w:ind w:left="4320" w:hanging="180"/>
-      </w:pPr>
-    </w:lvl>
-    <w:lvl w:ilvl="6" w:tplc="0409000F" w:tentative="1">
-      <w:start w:val="1"/>
-      <w:numFmt w:val="decimal"/>
-      <w:lvlText w:val="%7."/>
-      <w:lvlJc w:val="left"/>
-      <w:pPr>
-        <w:ind w:left="5040" w:hanging="360"/>
-      </w:pPr>
-    </w:lvl>
-    <w:lvl w:ilvl="7" w:tplc="04090019" w:tentative="1">
-      <w:start w:val="1"/>
-      <w:numFmt w:val="lowerLetter"/>
-      <w:lvlText w:val="%8."/>
-      <w:lvlJc w:val="left"/>
-      <w:pPr>
-        <w:ind w:left="5760" w:hanging="360"/>
-      </w:pPr>
-    </w:lvl>
-    <w:lvl w:ilvl="8" w:tplc="0409001B" w:tentative="1">
-      <w:start w:val="1"/>
-      <w:numFmt w:val="lowerRoman"/>
-      <w:lvlText w:val="%9."/>
-      <w:lvlJc w:val="right"/>
-      <w:pPr>
-        <w:ind w:left="6480" w:hanging="180"/>
-      </w:pPr>
-    </w:lvl>
-  </w:abstractNum>
   <w:abstractNum w:abstractNumId="2" w15:restartNumberingAfterBreak="0">
     <w:nsid w:val="16126B07"/>
     <w:multiLevelType w:val="hybridMultilevel"/>
@@ -1966,125 +1705,6 @@
       </w:rPr>
     </w:lvl>
   </w:abstractNum>
-  <w:abstractNum w:abstractNumId="10" w15:restartNumberingAfterBreak="0">
-    <w:nsid w:val="16126B07"/>
-    <w:multiLevelType w:val="hybridMultilevel"/>
-    <w:tmpl w:val="51EC4E08"/>
-    <w:lvl w:ilvl="0" w:tplc="04090001">
-      <w:start w:val="1"/>
-      <w:numFmt w:val="bullet"/>
-      <w:lvlText w:val="•"/>
-      <w:lvlJc w:val="left"/>
-      <w:pPr>
-        <w:ind w:left="720" w:hanging="360"/>
-      </w:pPr>
-      <w:rPr>
-        <w:rFonts w:ascii="Symbol" w:hAnsi="Symbol" w:hint="default"/>
-      </w:rPr>
-    </w:lvl>
-    <w:lvl w:ilvl="1" w:tplc="04090003" w:tentative="1">
-      <w:start w:val="1"/>
-      <w:numFmt w:val="bullet"/>
-      <w:lvlText w:val="◦"/>
-      <w:lvlJc w:val="left"/>
-      <w:pPr>
-        <w:ind w:left="1440" w:hanging="360"/>
-      </w:pPr>
-      <w:rPr>
-        <w:rFonts w:ascii="Courier New" w:hAnsi="Courier New" w:cs="Courier New" w:hint="default"/>
-      </w:rPr>
-    </w:lvl>
-    <w:lvl w:ilvl="2" w:tplc="04090005" w:tentative="1">
-      <w:start w:val="1"/>
-      <w:numFmt w:val="bullet"/>
-      <w:lvlText w:val="▪"/>
-      <w:lvlJc w:val="left"/>
-      <w:pPr>
-        <w:ind w:left="2160" w:hanging="360"/>
-      </w:pPr>
-      <w:rPr>
-        <w:rFonts w:ascii="Wingdings" w:hAnsi="Wingdings" w:hint="default"/>
-      </w:rPr>
-    </w:lvl>
-    <w:lvl w:ilvl="3" w:tplc="04090001" w:tentative="1">
-      <w:start w:val="1"/>
-      <w:numFmt w:val="bullet"/>
-      <w:lvlText w:val="•"/>
-      <w:lvlJc w:val="left"/>
-      <w:pPr>
-        <w:ind w:left="2880" w:hanging="360"/>
-      </w:pPr>
-      <w:rPr>
-        <w:rFonts w:ascii="Symbol" w:hAnsi="Symbol" w:hint="default"/>
-      </w:rPr>
-    </w:lvl>
-    <w:lvl w:ilvl="4" w:tplc="04090003" w:tentative="1">
-      <w:start w:val="1"/>
-      <w:numFmt w:val="bullet"/>
-      <w:lvlText w:val="◦"/>
-      <w:lvlJc w:val="left"/>
-      <w:pPr>
-        <w:ind w:left="3600" w:hanging="360"/>
-      </w:pPr>
-      <w:rPr>
-        <w:rFonts w:ascii="Courier New" w:hAnsi="Courier New" w:cs="Courier New" w:hint="default"/>
-      </w:rPr>
-    </w:lvl>
-    <w:lvl w:ilvl="5" w:tplc="04090005" w:tentative="1">
-      <w:start w:val="1"/>
-      <w:numFmt w:val="bullet"/>
-      <w:lvlText w:val="▪"/>
-      <w:lvlJc w:val="left"/>
-      <w:pPr>
-        <w:ind w:left="4320" w:hanging="360"/>
-      </w:pPr>
-      <w:rPr>
-        <w:rFonts w:ascii="Wingdings" w:hAnsi="Wingdings" w:hint="default"/>
-      </w:rPr>
-    </w:lvl>
-    <w:lvl w:ilvl="6" w:tplc="04090001" w:tentative="1">
-      <w:start w:val="1"/>
-      <w:numFmt w:val="bullet"/>
-      <w:lvlText w:val=""/>
-      <w:lvlJc w:val="left"/>
-      <w:pPr>
-        <w:ind w:left="5040" w:hanging="360"/>
-      </w:pPr>
-      <w:rPr>
-        <w:rFonts w:ascii="Symbol" w:hAnsi="Symbol" w:hint="default"/>
-      </w:rPr>
-    </w:lvl>
-    <w:lvl w:ilvl="7" w:tplc="04090003" w:tentative="1">
-      <w:start w:val="1"/>
-      <w:numFmt w:val="bullet"/>
-      <w:lvlText w:val="o"/>
-      <w:lvlJc w:val="left"/>
-      <w:pPr>
-        <w:ind w:left="5760" w:hanging="360"/>
-      </w:pPr>
-      <w:rPr>
-        <w:rFonts w:ascii="Courier New" w:hAnsi="Courier New" w:cs="Courier New" w:hint="default"/>
-      </w:rPr>
-    </w:lvl>
-    <w:lvl w:ilvl="8" w:tplc="04090005" w:tentative="1">
-      <w:start w:val="1"/>
-      <w:numFmt w:val="bullet"/>
-      <w:lvlText w:val=""/>
-      <w:lvlJc w:val="left"/>
-      <w:pPr>
-        <w:ind w:left="6480" w:hanging="360"/>
-      </w:pPr>
-      <w:rPr>
-        <w:rFonts w:ascii="Wingdings" w:hAnsi="Wingdings" w:hint="default"/>
-      </w:rPr>
-    </w:lvl>
-  </w:abstractNum>
-  <w:num w:numId="1" w16cid:durableId="100147962">
-    <w:abstractNumId w:val="0"/>
-  </w:num>
-  <w:num w:numId="2" w16cid:durableId="485517411">
-    <w:abstractNumId w:val="1"/>
-  </w:num>
   <w:num w:numId="3">
     <w:abstractNumId w:val="2"/>
   </w:num>
@@ -2108,9 +1728,6 @@
   </w:num>
   <w:num w:numId="10">
     <w:abstractNumId w:val="9"/>
-  </w:num>
-  <w:num w:numId="11">
-    <w:abstractNumId w:val="10"/>
   </w:num>
 </w:numbering>
 </file>
